--- a/documents-src/guidelines/cpcf-first-steps-infant-toddler-fund-2027-rfp.docx
+++ b/documents-src/guidelines/cpcf-first-steps-infant-toddler-fund-2027-rfp.docx
@@ -84,7 +84,7 @@
           </w:p>
           <w:p>
             <w:r>
-              <w:t>Program page: https://example.github.io/cinder-peaks-community-foundation/grants/first-steps-infant-toddler-fund/</w:t>
+              <w:t>Program page: https://hufsa-stack.github.io/cinder-peaks-community-foundation/grants/first-steps-infant-toddler-fund/</w:t>
             </w:r>
           </w:p>
         </w:tc>
@@ -894,7 +894,7 @@
         <w:t xml:space="preserve">Letter of Inquiry Template: </w:t>
       </w:r>
       <w:r>
-        <w:t>https://example.github.io/cinder-peaks-community-foundation/documents/templates/cpcf-letter-of-inquiry-template.pdf</w:t>
+        <w:t>https://hufsa-stack.github.io/cinder-peaks-community-foundation/documents/templates/cpcf-letter-of-inquiry-template.pdf</w:t>
       </w:r>
     </w:p>
     <w:p>
@@ -908,7 +908,7 @@
         <w:t xml:space="preserve">Grant Project Budget Template: </w:t>
       </w:r>
       <w:r>
-        <w:t>https://example.github.io/cinder-peaks-community-foundation/documents/templates/cpcf-grant-project-budget-template.pdf</w:t>
+        <w:t>https://hufsa-stack.github.io/cinder-peaks-community-foundation/documents/templates/cpcf-grant-project-budget-template.pdf</w:t>
       </w:r>
     </w:p>
     <w:p>
@@ -922,7 +922,7 @@
         <w:t xml:space="preserve">Interim Progress Report Form: </w:t>
       </w:r>
       <w:r>
-        <w:t>https://example.github.io/cinder-peaks-community-foundation/documents/reporting/cpcf-interim-progress-report-form.pdf</w:t>
+        <w:t>https://hufsa-stack.github.io/cinder-peaks-community-foundation/documents/reporting/cpcf-interim-progress-report-form.pdf</w:t>
       </w:r>
     </w:p>
     <w:p>
@@ -936,7 +936,7 @@
         <w:t xml:space="preserve">Final Grant Report Form: </w:t>
       </w:r>
       <w:r>
-        <w:t>https://example.github.io/cinder-peaks-community-foundation/documents/reporting/cpcf-final-grant-report-form.pdf</w:t>
+        <w:t>https://hufsa-stack.github.io/cinder-peaks-community-foundation/documents/reporting/cpcf-final-grant-report-form.pdf</w:t>
       </w:r>
     </w:p>
     <w:p>
@@ -950,7 +950,7 @@
         <w:t xml:space="preserve">Northern Arizona Infant Care Gap: 2026 Research Brief: </w:t>
       </w:r>
       <w:r>
-        <w:t>https://example.github.io/cinder-peaks-community-foundation/documents/reports/cpcf-northern-arizona-infant-care-gap-brief-2026.pdf</w:t>
+        <w:t>https://hufsa-stack.github.io/cinder-peaks-community-foundation/documents/reports/cpcf-northern-arizona-infant-care-gap-brief-2026.pdf</w:t>
       </w:r>
     </w:p>
     <w:p>

--- a/documents-src/guidelines/cpcf-first-steps-infant-toddler-fund-2027-rfp.docx
+++ b/documents-src/guidelines/cpcf-first-steps-infant-toddler-fund-2027-rfp.docx
@@ -503,7 +503,7 @@
               <w:rPr>
                 <w:sz w:val="19"/>
               </w:rPr>
-              <w:t>Friday, January 15, 2027, 5:00 p.m. MST</w:t>
+              <w:t>Friday, January 15, 2027, 6:00 p.m. MST</w:t>
             </w:r>
           </w:p>
         </w:tc>
@@ -579,7 +579,7 @@
               <w:rPr>
                 <w:sz w:val="19"/>
               </w:rPr>
-              <w:t>Friday, March 5, 2027, 5:00 p.m. MST</w:t>
+              <w:t>Friday, March 5, 2027, 6:00 p.m. MST</w:t>
             </w:r>
           </w:p>
         </w:tc>
@@ -709,7 +709,7 @@
         <w:t xml:space="preserve">2.  Submit a letter of inquiry. </w:t>
       </w:r>
       <w:r>
-        <w:t>Complete the Letter of Inquiry Template (two pages maximum) and email it as a PDF to grants@cinderpeakscf.org with the subject line "First Steps LOI – [Organization Name]" by 5:00 p.m. MST on January 15, 2027.</w:t>
+        <w:t>Complete the Letter of Inquiry Template (two pages maximum) and email it as a PDF to grants@cinderpeakscf.org with the subject line "First Steps LOI – [Organization Name]" by 6:00 p.m. MST on January 15, 2027.</w:t>
       </w:r>
     </w:p>
     <w:p>
@@ -739,7 +739,7 @@
         <w:t xml:space="preserve">4.  Submit the full proposal. </w:t>
       </w:r>
       <w:r>
-        <w:t>Invited applicants submit the full proposal in the CPCF Grant Portal with a completed Grant Project Budget Template by 5:00 p.m. MST on March 5, 2027.</w:t>
+        <w:t>Invited applicants submit the full proposal in the CPCF Grant Portal with a completed Grant Project Budget Template by 6:00 p.m. MST on March 5, 2027.</w:t>
       </w:r>
     </w:p>
     <w:p>

--- a/documents-src/guidelines/cpcf-first-steps-infant-toddler-fund-2027-rfp.docx
+++ b/documents-src/guidelines/cpcf-first-steps-infant-toddler-fund-2027-rfp.docx
@@ -108,7 +108,7 @@
         <w:rPr>
           <w:i w:val="0"/>
         </w:rPr>
-        <w:t>The First Steps Infant &amp; Toddler Fund invests in the first three years of life, when a child's brain develops faster than at any other time. Created in 2014 by a coalition of Flagstaff families and now supported by more than 200 donors, the fund has granted more than $3.4 million to early childhood programs across the region.</w:t>
+        <w:t>The First Steps Infant &amp; Toddler Fund invests in the preschool years, supporting children ages 3–6 and the caregivers who raise them. Created in 2014 by a coalition of Flagstaff families and now supported by more than 200 donors, the fund has granted more than $3.4 million to early childhood programs across the region.</w:t>
       </w:r>
     </w:p>
     <w:p>
@@ -116,7 +116,7 @@
         <w:rPr>
           <w:i w:val="0"/>
         </w:rPr>
-        <w:t>The 2027 Request for Proposals reflects the findings of the Foundation's 2026 Northern Arizona Infant Care Gap brief, which found one licensed infant care slot for every five infants in the four-county region. Proposals that add licensed infant and toddler care capacity in Apache and Navajo counties are especially encouraged.</w:t>
+        <w:t>The 2027 Request for Proposals reflects the findings of the Foundation's 2026 Northern Arizona Infant Care Gap brief, which found one licensed infant care slot for every five infants in the four-county region. Proposals that add licensed care capacity for children ages 3–6 in Apache and Navajo counties are especially encouraged.</w:t>
       </w:r>
     </w:p>
     <w:p>
@@ -212,7 +212,7 @@
         <w:pStyle w:val="ListBullet"/>
       </w:pPr>
       <w:r>
-        <w:t>Infants and toddlers from birth to age three</w:t>
+        <w:t>Children ages 3–6</w:t>
       </w:r>
     </w:p>
     <w:p>
@@ -220,7 +220,7 @@
         <w:pStyle w:val="ListBullet"/>
       </w:pPr>
       <w:r>
-        <w:t>Expectant and parenting young adults ages 24 and under</w:t>
+        <w:t>Preschool-aged children</w:t>
       </w:r>
     </w:p>
     <w:p>
@@ -228,15 +228,7 @@
         <w:pStyle w:val="ListBullet"/>
       </w:pPr>
       <w:r>
-        <w:t>Grandparents and kin caregivers</w:t>
-      </w:r>
-    </w:p>
-    <w:p>
-      <w:pPr>
-        <w:pStyle w:val="ListBullet"/>
-      </w:pPr>
-      <w:r>
-        <w:t>Home-based and center-based early childhood educators</w:t>
+        <w:t>Caregivers</w:t>
       </w:r>
     </w:p>
     <w:p>
@@ -325,14 +317,6 @@
       </w:pPr>
       <w:r>
         <w:t>Individual child care tuition payments</w:t>
-      </w:r>
-    </w:p>
-    <w:p>
-      <w:pPr>
-        <w:pStyle w:val="ListBullet"/>
-      </w:pPr>
-      <w:r>
-        <w:t>Programs serving only children ages four and older</w:t>
       </w:r>
     </w:p>
     <w:p>

--- a/documents-src/guidelines/cpcf-first-steps-infant-toddler-fund-2027-rfp.docx
+++ b/documents-src/guidelines/cpcf-first-steps-infant-toddler-fund-2027-rfp.docx
@@ -600,7 +600,7 @@
                 <w:b/>
                 <w:sz w:val="19"/>
               </w:rPr>
-              <w:t>Decision</w:t>
+              <w:t>Award notification date</w:t>
             </w:r>
           </w:p>
         </w:tc>
@@ -617,7 +617,7 @@
               <w:rPr>
                 <w:sz w:val="19"/>
               </w:rPr>
-              <w:t>Award decisions announced by May 14, 2027</w:t>
+              <w:t>Friday, April 16, 2027</w:t>
             </w:r>
           </w:p>
         </w:tc>
@@ -754,7 +754,7 @@
         <w:t xml:space="preserve">5.  Decision. </w:t>
       </w:r>
       <w:r>
-        <w:t>Awards are announced by May 14, 2027, and funds are released in July.</w:t>
+        <w:t>Applicants are notified of award decisions on April 16, 2027, and funds are released in July.</w:t>
       </w:r>
     </w:p>
     <w:p>
